--- a/por/docx/18.content.docx
+++ b/por/docx/18.content.docx
@@ -11,6 +11,15 @@
         <w:pStyle w:val="Heading2"/>
       </w:pPr>
       <w:r>
+        <w:t>Resource: Notas de Estudo (Tyndale)</w:t>
+      </w:r>
+      <w:r/>
+    </w:p>
+    <w:p>
+      <w:pPr>
+        <w:pStyle w:val="Heading2"/>
+      </w:pPr>
+      <w:r>
         <w:t>License Information</w:t>
       </w:r>
       <w:r/>
@@ -21,7 +30,7 @@
         <w:rPr>
           <w:b/>
         </w:rPr>
-        <w:t>Study Notes (Tyndale)</w:t>
+        <w:t>Notas de Estudo (Tyndale)</w:t>
       </w:r>
       <w:r>
         <w:t xml:space="preserve"> (Portuguese) is based on</w:t>
@@ -74,7 +83,7 @@
         <w:pStyle w:val="Heading1"/>
       </w:pPr>
       <w:r>
-        <w:t>Study Notes (Tyndale)</w:t>
+        <w:t>Notas de Estudo (Tyndale)</w:t>
       </w:r>
     </w:p>
     <w:p>
@@ -83,6 +92,51 @@
           <w:headerReference w:type="even" r:id="rId8"/>
           <w:headerReference w:type="default" r:id="rId9"/>
           <w:footerReference w:type="default" r:id="rId10"/>
+          <w:footnotePr>
+            <w:numRestart w:val="eachSect"/>
+          </w:footnotePr>
+          <w:type w:val="continuous"/>
+          <w:pgSz w:w="12240" w:h="15840" w:code="1"/>
+          <w:pgMar w:top="1440" w:right="1440" w:bottom="1440" w:left="1440" w:header="504" w:footer="504" w:gutter="0"/>
+          <w:cols w:space="708"/>
+          <w:titlePg/>
+          <w:docGrid w:linePitch="360"/>
+        </w:sectPr>
+      </w:pPr>
+    </w:p>
+    <w:p>
+      <w:r/>
+    </w:p>
+    <w:p>
+      <w:pPr>
+        <w:pStyle w:val="Heading2"/>
+      </w:pPr>
+      <w:r>
+        <w:t>JOB</w:t>
+      </w:r>
+      <w:r/>
+    </w:p>
+    <w:p>
+      <w:r/>
+      <w:r>
+        <w:rPr>
+          <w:i/>
+        </w:rPr>
+        <w:t>Jó 1.1, Jó 1.1–2.13, Jó 1.2–3, Jó 1.5, Jó 1.6–7, Jó 1.8, Jó 1.9–11, Jó 1.10, Jó 1.11–12, Jó 1.13–19, Jó 1.15, Jó 1.16, Jó 1.19, Jó 1.20, Jó 2.1–3, Jó 2.3, Jó 2.5, Jó 2.6, Jó 2.7, Jó 2.8, Jó 2.9, Jó 2.10, Jó 2.11, Jó 2.12, Jó 2.13, Jó 3.1–10, Jó 3.1–26, Jó 3.5, Jó 3.8, Jó 3.9, Jó 3.10, Jó 3.11–24, Jó 3.14, Jó 3.15, Jó 3.20, Jó 3.21, Jó 4.1–2, Jó 4.1–14.22, Jó 4.3–4, Jó 4.7, Jó 4.8, Jó 4.9, Jó 4.12–16, Jó 4.13, Jó 4.14, Jó 4.15, Jó 4.17, Jó 4.18–21, Jó 4.21, Jó 5.1, Jó 5.4, Jó 5.8, Jó 5.9–10, Jó 5.9–16, Jó 5.13, Jó 5.17, Jó 5.19–26, Jó 5.24, Jó 5.25, Jó 6.1–7.21, Jó 6.3–4, Jó 6.6, Jó 6.9, Jó 6.14–27, Jó 6.19, Jó 6.27, Jó 6.30, Jó 7.1, Jó 7.2, Jó 7.3, Jó 7.5, Jó 7.6–21, Jó 7.7, Jó 7.8, Jó 7.9, Jó 7.11, Jó 7.12, Jó 7.13–14, Jó 7.16, Jó 7.17–18, Jó 7.19, Jó 7.20, Jó 8.1, Jó 8.2, Jó 8.3–4, Jó 8.7, Jó 8.8–10, Jó 8.9, Jó 8.11, Jó 8.12–13, Jó 8.16–17, Jó 9.1–35, Jó 9.3, Jó 9.5–6, Jó 9.9, Jó 9.13, Jó 9.17, Jó 9.21, Jó 9.28, Jó 9.30, Jó 9.31, Jó 9.32–33, Jó 10.8–11, Jó 10.20–22, Jó 11.1, Jó 11.2–3, Jó 11.4, Jó 11.5–6, Jó 11.7, Jó 11.13–14, Jó 12.1–14.22, Jó 12.7–8, Jó 12.7–9, Jó 12.9, Jó 12.11, Jó 12.12, Jó 12.17, Jó 12.18, Jó 12.19, Jó 12.21, Jó 12.22, Jó 12.23–24, Jó 12.25, Jó 13.1–2, Jó 13.7–10, Jó 13.12, Jó 13.20–21, Jó 13.22–23, Jó 13.24, Jó 13.25, Jó 14.1–2, Jó 14.3, Jó 14.12, Jó 14.13, Jó 14.16, Jó 14.17, Jó 14.22, Jó 15.1–21.34, Jó 15.2–3, Jó 15.6, Jó 15.7–8, Jó 15.8, Jó 15.9–10, Jó 15.12, Jó 15.14, Jó 15.15, Jó 15.17–19, Jó 15.20–35, Jó 15.21, Jó 15.22, Jó 15.23, Jó 15.25, Jó 15.30, Jó 15.34, Jó 16.4, Jó 16.7, Jó 16.9–10, Jó 16.12, Jó 16.13, Jó 16.14, Jó 16.15, Jó 16.17, Jó 16.18, Jó 16.18–22, Jó 16.19–21, Jó 17.1, Jó 17.2, Jó 17.3–5, Jó 17.6, Jó 17.8–9, Jó 17.10–16, Jó 17.13, Jó 17.14, Jó 17.16, Jó 18.2–3, Jó 18.5, Jó 18.7, Jó 18.8–10, Jó 18.11–13, Jó 18.13, Jó 18.15, Jó 18.17, Jó 18.19, Jó 18.20, Jó 18.21, Jó 19.3, Jó 19.6, Jó 19.7, Jó 19.8, Jó 19.9, Jó 19.17, Jó 19.19, Jó 19.20, Jó 19.21, Jó 19.22, Jó 19.23, Jó 19.25, Jó 19.26, Jó 19.27, Jó 19.29, Jó 20.7, Jó 20.10, Jó 20.14–16, Jó 20.17, Jó 20.20, Jó 20.24, Jó 20.25, Jó 20.26, Jó 20.27, Jó 21.2, Jó 21.6, Jó 21.8, Jó 21.17, Jó 21.19, Jó 21.22, Jó 21.24, Jó 21.25, Jó 21.26, Jó 21.28, Jó 21.33, Jó 21.34, Jó 22.1–26.14, Jó 22.2–3, Jó 22.6, Jó 22.9, Jó 22.12–14, Jó 22.18, Jó 22.19–20, Jó 22.22, Jó 22.23, Jó 22.24, Jó 22.25, Jó 22.27, Jó 22.29, Jó 23.2, Jó 23.4, Jó 23.6–7, Jó 23.10, Jó 23.13–14, Jó 23.15–17, Jó 24.1, Jó 24.2, Jó 24.2–17, Jó 24.3, Jó 24.6, Jó 24.7, Jó 24.9, Jó 24.11, Jó 24.12, Jó 24.18–24, Jó 25.4, Jó 26.2, Jó 26.4, Jó 26.5–6, Jó 26.7, Jó 26.10, Jó 26.11, Jó 26.12, Jó 26.13, Jó 27.1, Jó 27.2, Jó 27.5–6, Jó 27.9–23, Jó 28.1–28, Jó 28.5, Jó 28.13, Jó 28.16–19, Jó 28.23–27, Jó 28.28, Jó 29.1–31.40, Jó 29.2, Jó 29.7, Jó 29.14, Jó 29.16, Jó 29.18, Jó 29.25, Jó 30.2–3, Jó 30.5–6, Jó 30.9, Jó 30.10, Jó 30.12–14, Jó 30.15, Jó 30.18, Jó 30.19, Jó 30.20–21, Jó 30.22, Jó 30.28, Jó 30.29, Jó 30.30, Jó 31.1, Jó 31.1–40, Jó 31.5–8, Jó 31.9–10, Jó 31.11, Jó 31.12, Jó 31.13–15, Jó 31.21, Jó 31.22–23, Jó 31.24, Jó 31.25, Jó 31.26, Jó 31.26–28, Jó 31.27, Jó 31.28, Jó 31.29–30, Jó 31.31–32, Jó 31.35, Jó 31.36, Jó 31.37, Jó 31.38, Jó 31.40, Jó 32.1, Jó 32.1–37.24, Jó 32.2, Jó 32.4–7, Jó 32.8–9, Jó 32.15–16, Jó 32.18–20, Jó 33.1, Jó 33.5, Jó 33.7, Jó 33.9, Jó 33.11, Jó 33.13, Jó 33.15, Jó 33.18, Jó 33.22, Jó 33.23, Jó 33.24, Jó 33.26, Jó 33.32, Jó 34.3–4, Jó 34.5–6, Jó 34.6, Jó 34.9, Jó 34.10–15, Jó 34.11, Jó 34.17, Jó 34.19, Jó 34.22, Jó 34.23, Jó 34.24, Jó 34.26, Jó 34.31, Jó 34.36, Jó 35.4–8, Jó 35.15–16, Jó 35.16, Jó 36.4, Jó 36.7, Jó 36.11, Jó 36.12, Jó 36.31, Jó 37.2, Jó 37.7, Jó 37.13, Jó 37.17, Jó 37.20, Jó 37.22, Jó 37.23, Jó 38.1–3, Jó 38.1–40.5, Jó 38.1–42.6, Jó 38.2, Jó 38.7, Jó 38.10–11, Jó 38.14, Jó 38.21, Jó 38.22–23, Jó 38.24–27, Jó 38.36, Jó 39.5–7, Jó 39.9–12, Jó 39.13–18, Jó 39.14–16, Jó 39.18, Jó 39.24, Jó 39.30, Jó 40.1–2, Jó 40.3–5, Jó 40.4, Jó 40.5, Jó 40.6–7, Jó 40.8, Jó 40.11–12, Jó 40.15–24, Jó 41.1, Jó 42.1–6, Jó 42.5, Jó 42.7, Jó 42.8–9, Jó 42.10, Jó 42.11, Jó 42.12, Jó 42.14, Jó 42.15, Jó 42.16, Jó 42.17</w:t>
+      </w:r>
+      <w:r/>
+    </w:p>
+    <w:p>
+      <w:r/>
+      <w:r>
+        <w:t xml:space="preserve"> </w:t>
+      </w:r>
+      <w:r/>
+      <w:r/>
+    </w:p>
+    <w:p>
+      <w:pPr>
+        <w:sectPr>
           <w:footnotePr>
             <w:numRestart w:val="eachSect"/>
           </w:footnotePr>

--- a/por/docx/18.content.docx
+++ b/por/docx/18.content.docx
@@ -163,13 +163,6 @@
         <w:rPr>
           <w:lang w:val="pt_PT" w:bidi="pt_PT"/>
         </w:rPr>
-      </w:r>
-      <w:r>
-        <w:rPr>
-          <w:i/>
-          <w:lang w:val="pt_PT" w:bidi="pt_PT"/>
-        </w:rPr>
-        <w:t>Jó 1.1, Jó 1.1–2.13, Jó 1.2–3, Jó 1.5, Jó 1.6–7, Jó 1.8, Jó 1.9–11, Jó 1.10, Jó 1.11–12, Jó 1.13–19, Jó 1.15, Jó 1.16, Jó 1.19, Jó 1.20, Jó 2.1–3, Jó 2.3, Jó 2.5, Jó 2.6, Jó 2.7, Jó 2.8, Jó 2.9, Jó 2.10, Jó 2.11, Jó 2.12, Jó 2.13, Jó 3.1–10, Jó 3.1–26, Jó 3.5, Jó 3.8, Jó 3.9, Jó 3.10, Jó 3.11–24, Jó 3.14, Jó 3.15, Jó 3.20, Jó 3.21, Jó 4.1–2, Jó 4.1–14.22, Jó 4.3–4, Jó 4.7, Jó 4.8, Jó 4.9, Jó 4.12–16, Jó 4.13, Jó 4.14, Jó 4.15, Jó 4.17, Jó 4.18–21, Jó 4.21, Jó 5.1, Jó 5.4, Jó 5.8, Jó 5.9–10, Jó 5.9–16, Jó 5.13, Jó 5.17, Jó 5.19–26, Jó 5.24, Jó 5.25, Jó 6.1–7.21, Jó 6.3–4, Jó 6.6, Jó 6.9, Jó 6.14–27, Jó 6.19, Jó 6.27, Jó 6.30, Jó 7.1, Jó 7.2, Jó 7.3, Jó 7.5, Jó 7.6–21, Jó 7.7, Jó 7.8, Jó 7.9, Jó 7.11, Jó 7.12, Jó 7.13–14, Jó 7.16, Jó 7.17–18, Jó 7.19, Jó 7.20, Jó 8.1, Jó 8.2, Jó 8.3–4, Jó 8.7, Jó 8.8–10, Jó 8.9, Jó 8.11, Jó 8.12–13, Jó 8.16–17, Jó 9.1–35, Jó 9.3, Jó 9.5–6, Jó 9.9, Jó 9.13, Jó 9.17, Jó 9.21, Jó 9.28, Jó 9.30, Jó 9.31, Jó 9.32–33, Jó 10.8–11, Jó 10.20–22, Jó 11.1, Jó 11.2–3, Jó 11.4, Jó 11.5–6, Jó 11.7, Jó 11.13–14, Jó 12.1–14.22, Jó 12.7–8, Jó 12.7–9, Jó 12.9, Jó 12.11, Jó 12.12, Jó 12.17, Jó 12.18, Jó 12.19, Jó 12.21, Jó 12.22, Jó 12.23–24, Jó 12.25, Jó 13.1–2, Jó 13.7–10, Jó 13.12, Jó 13.20–21, Jó 13.22–23, Jó 13.24, Jó 13.25, Jó 14.1–2, Jó 14.3, Jó 14.12, Jó 14.13, Jó 14.16, Jó 14.17, Jó 14.22, Jó 15.1–21.34, Jó 15.2–3, Jó 15.6, Jó 15.7–8, Jó 15.8, Jó 15.9–10, Jó 15.12, Jó 15.14, Jó 15.15, Jó 15.17–19, Jó 15.20–35, Jó 15.21, Jó 15.22, Jó 15.23, Jó 15.25, Jó 15.30, Jó 15.34, Jó 16.4, Jó 16.7, Jó 16.9–10, Jó 16.12, Jó 16.13, Jó 16.14, Jó 16.15, Jó 16.17, Jó 16.18, Jó 16.18–22, Jó 16.19–21, Jó 17.1, Jó 17.2, Jó 17.3–5, Jó 17.6, Jó 17.8–9, Jó 17.10–16, Jó 17.13, Jó 17.14, Jó 17.16, Jó 18.2–3, Jó 18.5, Jó 18.7, Jó 18.8–10, Jó 18.11–13, Jó 18.13, Jó 18.15, Jó 18.17, Jó 18.19, Jó 18.20, Jó 18.21, Jó 19.3, Jó 19.6, Jó 19.7, Jó 19.8, Jó 19.9, Jó 19.17, Jó 19.19, Jó 19.20, Jó 19.21, Jó 19.22, Jó 19.23, Jó 19.25, Jó 19.26, Jó 19.27, Jó 19.29, Jó 20.7, Jó 20.10, Jó 20.14–16, Jó 20.17, Jó 20.20, Jó 20.24, Jó 20.25, Jó 20.26, Jó 20.27, Jó 21.2, Jó 21.6, Jó 21.8, Jó 21.17, Jó 21.19, Jó 21.22, Jó 21.24, Jó 21.25, Jó 21.26, Jó 21.28, Jó 21.33, Jó 21.34, Jó 22.1–26.14, Jó 22.2–3, Jó 22.6, Jó 22.9, Jó 22.12–14, Jó 22.18, Jó 22.19–20, Jó 22.22, Jó 22.23, Jó 22.24, Jó 22.25, Jó 22.27, Jó 22.29, Jó 23.2, Jó 23.4, Jó 23.6–7, Jó 23.10, Jó 23.13–14, Jó 23.15–17, Jó 24.1, Jó 24.2, Jó 24.2–17, Jó 24.3, Jó 24.6, Jó 24.7, Jó 24.9, Jó 24.11, Jó 24.12, Jó 24.18–24, Jó 25.4, Jó 26.2, Jó 26.4, Jó 26.5–6, Jó 26.7, Jó 26.10, Jó 26.11, Jó 26.12, Jó 26.13, Jó 27.1, Jó 27.2, Jó 27.5–6, Jó 27.9–23, Jó 28.1–28, Jó 28.5, Jó 28.13, Jó 28.16–19, Jó 28.23–27, Jó 28.28, Jó 29.1–31.40, Jó 29.2, Jó 29.7, Jó 29.14, Jó 29.16, Jó 29.18, Jó 29.25, Jó 30.2–3, Jó 30.5–6, Jó 30.9, Jó 30.10, Jó 30.12–14, Jó 30.15, Jó 30.18, Jó 30.19, Jó 30.20–21, Jó 30.22, Jó 30.28, Jó 30.29, Jó 30.30, Jó 31.1, Jó 31.1–40, Jó 31.5–8, Jó 31.9–10, Jó 31.11, Jó 31.12, Jó 31.13–15, Jó 31.21, Jó 31.22–23, Jó 31.24, Jó 31.25, Jó 31.26, Jó 31.26–28, Jó 31.27, Jó 31.28, Jó 31.29–30, Jó 31.31–32, Jó 31.35, Jó 31.36, Jó 31.37, Jó 31.38, Jó 31.40, Jó 32.1, Jó 32.1–37.24, Jó 32.2, Jó 32.4–7, Jó 32.8–9, Jó 32.15–16, Jó 32.18–20, Jó 33.1, Jó 33.5, Jó 33.7, Jó 33.9, Jó 33.11, Jó 33.13, Jó 33.15, Jó 33.18, Jó 33.22, Jó 33.23, Jó 33.24, Jó 33.26, Jó 33.32, Jó 34.3–4, Jó 34.5–6, Jó 34.6, Jó 34.9, Jó 34.10–15, Jó 34.11, Jó 34.17, Jó 34.19, Jó 34.22, Jó 34.23, Jó 34.24, Jó 34.26, Jó 34.31, Jó 34.36, Jó 35.4–8, Jó 35.15–16, Jó 35.16, Jó 36.4, Jó 36.7, Jó 36.11, Jó 36.12, Jó 36.31, Jó 37.2, Jó 37.7, Jó 37.13, Jó 37.17, Jó 37.20, Jó 37.22, Jó 37.23, Jó 38.1–3, Jó 38.1–40.5, Jó 38.1–42.6, Jó 38.2, Jó 38.7, Jó 38.10–11, Jó 38.14, Jó 38.21, Jó 38.22–23, Jó 38.24–27, Jó 38.36, Jó 39.5–7, Jó 39.9–12, Jó 39.13–18, Jó 39.14–16, Jó 39.18, Jó 39.24, Jó 39.30, Jó 40.1–2, Jó 40.3–5, Jó 40.4, Jó 40.5, Jó 40.6–7, Jó 40.8, Jó 40.11–12, Jó 40.15–24, Jó 41.1, Jó 42.1–6, Jó 42.5, Jó 42.7, Jó 42.8–9, Jó 42.10, Jó 42.11, Jó 42.12, Jó 42.14, Jó 42.15, Jó 42.16, Jó 42.17</w:t>
       </w:r>
       <w:r>
         <w:rPr>

--- a/por/docx/18.content.docx
+++ b/por/docx/18.content.docx
@@ -150,19 +150,6 @@
           <w:lang w:val="pt_PT" w:bidi="pt_PT"/>
         </w:rPr>
         <w:t>JOB</w:t>
-      </w:r>
-      <w:r>
-        <w:rPr>
-          <w:lang w:val="pt_PT" w:bidi="pt_PT"/>
-        </w:rPr>
-      </w:r>
-    </w:p>
-    <w:p>
-      <w:pPr/>
-      <w:r>
-        <w:rPr>
-          <w:lang w:val="pt_PT" w:bidi="pt_PT"/>
-        </w:rPr>
       </w:r>
       <w:r>
         <w:rPr>

--- a/por/docx/18.content.docx
+++ b/por/docx/18.content.docx
@@ -19,7 +19,7 @@
         <w:rPr>
           <w:lang w:val="pt_PT" w:bidi="pt_PT"/>
         </w:rPr>
-        <w:t>Resource: Notas de Estudo (Tyndale)</w:t>
+        <w:t>Resource: Tyndale Open Study Notes</w:t>
       </w:r>
       <w:r>
         <w:rPr>
@@ -112,7 +112,7 @@
         <w:rPr>
           <w:lang w:val="pt_PT" w:bidi="pt_PT"/>
         </w:rPr>
-        <w:t>Notas de Estudo (Tyndale)</w:t>
+        <w:t>Tyndale Open Study Notes</w:t>
       </w:r>
     </w:p>
     <w:p>

--- a/por/docx/18.content.docx
+++ b/por/docx/18.content.docx
@@ -19,7 +19,7 @@
         <w:rPr>
           <w:lang w:val="pt_PT" w:bidi="pt_PT"/>
         </w:rPr>
-        <w:t>Resource: Tyndale Open Study Notes</w:t>
+        <w:t>Resource: Aquifer Open Study Notes</w:t>
       </w:r>
       <w:r>
         <w:rPr>
@@ -112,7 +112,7 @@
         <w:rPr>
           <w:lang w:val="pt_PT" w:bidi="pt_PT"/>
         </w:rPr>
-        <w:t>Tyndale Open Study Notes</w:t>
+        <w:t>Aquifer Open Study Notes</w:t>
       </w:r>
     </w:p>
     <w:p>
